--- a/reports_output/maintenance_log_1_2026.docx
+++ b/reports_output/maintenance_log_1_2026.docx
@@ -41,7 +41,7 @@
         </w:rPr>
       </w:pPr>
       <w:r>
-        <w:t>Date &amp; Time Generated: 2026-01-15 15:39:54</w:t>
+        <w:t>Date &amp; Time Generated: 2026-01-19 09:53:21</w:t>
       </w:r>
     </w:p>
     <w:p>

--- a/reports_output/maintenance_log_1_2026.docx
+++ b/reports_output/maintenance_log_1_2026.docx
@@ -28,7 +28,7 @@
         </w:rPr>
       </w:pPr>
       <w:r>
-        <w:t>Generated by: Admin</w:t>
+        <w:t>Generated by: Secretary</w:t>
       </w:r>
     </w:p>
     <w:p>
@@ -41,7 +41,7 @@
         </w:rPr>
       </w:pPr>
       <w:r>
-        <w:t>Date &amp; Time Generated: 2026-01-15 15:39:54</w:t>
+        <w:t>Date &amp; Time Generated: 2026-02-15 19:42:05</w:t>
       </w:r>
     </w:p>
     <w:p>
@@ -254,7 +254,7 @@
           </w:tcPr>
           <w:p>
             <w:r>
-              <w:t>2025-11-09</w:t>
+              <w:t>2026-01-02</w:t>
             </w:r>
           </w:p>
         </w:tc>
@@ -264,7 +264,7 @@
           </w:tcPr>
           <w:p>
             <w:r>
-              <w:t>Hyundai Starex</w:t>
+              <w:t>Ford Ranger</w:t>
             </w:r>
           </w:p>
         </w:tc>
@@ -274,7 +274,7 @@
           </w:tcPr>
           <w:p>
             <w:r>
-              <w:t>Brake pads worn out</w:t>
+              <w:t>Engine Overheating</w:t>
             </w:r>
           </w:p>
         </w:tc>
@@ -294,7 +294,7 @@
           </w:tcPr>
           <w:p>
             <w:r>
-              <w:t>3200.00</w:t>
+              <w:t>10000.00</w:t>
             </w:r>
           </w:p>
         </w:tc>
@@ -304,7 +304,7 @@
           </w:tcPr>
           <w:p>
             <w:r>
-              <w:t>P. Santos</w:t>
+              <w:t>J. Perez</w:t>
             </w:r>
           </w:p>
         </w:tc>
@@ -316,7 +316,7 @@
           </w:tcPr>
           <w:p>
             <w:r>
-              <w:t>2026-01-02</w:t>
+              <w:t>2026-01-07</w:t>
             </w:r>
           </w:p>
         </w:tc>
@@ -326,7 +326,7 @@
           </w:tcPr>
           <w:p>
             <w:r>
-              <w:t>Ford Ranger</w:t>
+              <w:t>Honda Civic</w:t>
             </w:r>
           </w:p>
         </w:tc>
@@ -336,7 +336,7 @@
           </w:tcPr>
           <w:p>
             <w:r>
-              <w:t>Engine Overheating</w:t>
+              <w:t>Brake pads worn out</w:t>
             </w:r>
           </w:p>
         </w:tc>
@@ -346,7 +346,7 @@
           </w:tcPr>
           <w:p>
             <w:r>
-              <w:t>Replaced radiator and coolant flush</w:t>
+              <w:t>Replaced front and rear break</w:t>
             </w:r>
           </w:p>
         </w:tc>
@@ -356,7 +356,7 @@
           </w:tcPr>
           <w:p>
             <w:r>
-              <w:t>8500.00</w:t>
+              <w:t>3200.00</w:t>
             </w:r>
           </w:p>
         </w:tc>
@@ -366,7 +366,7 @@
           </w:tcPr>
           <w:p>
             <w:r>
-              <w:t>J. Dela Cruz</w:t>
+              <w:t>P. Santos</w:t>
             </w:r>
           </w:p>
         </w:tc>
@@ -378,7 +378,7 @@
           </w:tcPr>
           <w:p>
             <w:r>
-              <w:t>2026-01-07</w:t>
+              <w:t>2026-01-15</w:t>
             </w:r>
           </w:p>
         </w:tc>
@@ -388,7 +388,7 @@
           </w:tcPr>
           <w:p>
             <w:r>
-              <w:t>Honda Civic</w:t>
+              <w:t>Toyota Vios</w:t>
             </w:r>
           </w:p>
         </w:tc>
@@ -398,7 +398,7 @@
           </w:tcPr>
           <w:p>
             <w:r>
-              <w:t>Brake pads worn out</w:t>
+              <w:t>Engine</w:t>
             </w:r>
           </w:p>
         </w:tc>
@@ -408,7 +408,7 @@
           </w:tcPr>
           <w:p>
             <w:r>
-              <w:t>Replaced front and rear break</w:t>
+              <w:t>Repair</w:t>
             </w:r>
           </w:p>
         </w:tc>
@@ -418,7 +418,7 @@
           </w:tcPr>
           <w:p>
             <w:r>
-              <w:t>3200.00</w:t>
+              <w:t>2000.00</w:t>
             </w:r>
           </w:p>
         </w:tc>
@@ -428,7 +428,7 @@
           </w:tcPr>
           <w:p>
             <w:r>
-              <w:t>P. Santos</w:t>
+              <w:t>Juan</w:t>
             </w:r>
           </w:p>
         </w:tc>
@@ -440,7 +440,7 @@
           </w:tcPr>
           <w:p>
             <w:r>
-              <w:t>2026-01-15</w:t>
+              <w:t>2026-01-21</w:t>
             </w:r>
           </w:p>
         </w:tc>
@@ -460,7 +460,7 @@
           </w:tcPr>
           <w:p>
             <w:r>
-              <w:t>Engine</w:t>
+              <w:t>Brake pads worn out</w:t>
             </w:r>
           </w:p>
         </w:tc>
@@ -470,7 +470,7 @@
           </w:tcPr>
           <w:p>
             <w:r>
-              <w:t>Repair</w:t>
+              <w:t>Changed brake</w:t>
             </w:r>
           </w:p>
         </w:tc>
@@ -480,7 +480,7 @@
           </w:tcPr>
           <w:p>
             <w:r>
-              <w:t>2000.00</w:t>
+              <w:t>1000.00</w:t>
             </w:r>
           </w:p>
         </w:tc>
@@ -490,7 +490,7 @@
           </w:tcPr>
           <w:p>
             <w:r>
-              <w:t>Juan</w:t>
+              <w:t>J. Dela Cruz</w:t>
             </w:r>
           </w:p>
         </w:tc>
@@ -528,18 +528,18 @@
         </w:rPr>
       </w:pPr>
       <w:r>
-        <w:t>Highest Maintenance Cost Vehicle: Ford Ranger (₱8500.00)</w:t>
-      </w:r>
-    </w:p>
-    <w:p>
-      <w:pPr>
-        <w:jc w:val="both"/>
-        <w:rPr>
-          <w:rFonts w:ascii="Arial" w:eastAsia="Arial" w:hAnsi="Arial" w:cs="Arial"/>
-        </w:rPr>
-      </w:pPr>
-      <w:r>
-        <w:t>Lowest Maintenance Cost Vehicle: Toyota Vios (₱2000.00)</w:t>
+        <w:t>Highest Maintenance Cost Vehicle: Ford Ranger (₱10000.00)</w:t>
+      </w:r>
+    </w:p>
+    <w:p>
+      <w:pPr>
+        <w:jc w:val="both"/>
+        <w:rPr>
+          <w:rFonts w:ascii="Arial" w:eastAsia="Arial" w:hAnsi="Arial" w:cs="Arial"/>
+        </w:rPr>
+      </w:pPr>
+      <w:r>
+        <w:t>Lowest Maintenance Cost Vehicle: Toyota Vios (₱1000.00)</w:t>
       </w:r>
     </w:p>
     <w:p>
@@ -575,7 +575,7 @@
         </w:rPr>
       </w:pPr>
       <w:r>
-        <w:t>Total Maintenance Cost: 16900.00</w:t>
+        <w:t>Total Maintenance Cost: 16200.00</w:t>
       </w:r>
     </w:p>
     <w:p>
@@ -601,7 +601,7 @@
       <w:r>
         <w:t>Total Mechanics Involved:</w:t>
         <w:tab/>
-        <w:t>3</w:t>
+        <w:t>4</w:t>
       </w:r>
     </w:p>
     <w:p>
